--- a/entregables/maritimo-fluvial-y-lacustre.docx
+++ b/entregables/maritimo-fluvial-y-lacustre.docx
@@ -2534,6 +2534,93 @@
           <w:color w:val="D91023"/>
           <w:sz w:val="26"/>
         </w:rPr>
+        <w:t>Hoja de ruta · 100 primeros días</w:t>
+      </w:r>
+    </w:p>
+    <w:p>
+      <w:pPr>
+        <w:pStyle w:val="ListBullet"/>
+      </w:pPr>
+      <w:r>
+        <w:rPr>
+          <w:rFonts w:ascii="Calibri" w:hAnsi="Calibri"/>
+          <w:b w:val="0"/>
+          <w:i w:val="0"/>
+          <w:color w:val="1A2238"/>
+          <w:sz w:val="21"/>
+        </w:rPr>
+        <w:t>Instalar la Comisión Nacional de Economía Azul mediante Decreto Supremo que la formaliza como equipo de transición, y publicar la Línea Base del Perú frente a indicadores internacionales (Ocean Health Index)</w:t>
+      </w:r>
+      <w:r>
+        <w:rPr>
+          <w:rFonts w:ascii="Calibri" w:hAnsi="Calibri"/>
+          <w:b w:val="0"/>
+          <w:i/>
+          <w:color w:val="B8840E"/>
+          <w:sz w:val="17"/>
+        </w:rPr>
+        <w:t xml:space="preserve">  [ley/decreto (Decreto Supremo) e institucional]</w:t>
+      </w:r>
+    </w:p>
+    <w:p>
+      <w:pPr>
+        <w:pStyle w:val="ListBullet"/>
+      </w:pPr>
+      <w:r>
+        <w:rPr>
+          <w:rFonts w:ascii="Calibri" w:hAnsi="Calibri"/>
+          <w:b w:val="0"/>
+          <w:i w:val="0"/>
+          <w:color w:val="1A2238"/>
+          <w:sz w:val="21"/>
+        </w:rPr>
+        <w:t>Iniciar la licitación y formulación de los expedientes técnicos para la modernización portuaria fluvial de los terminales de Iquitos y Pucallpa, con infraestructura resiliente</w:t>
+      </w:r>
+      <w:r>
+        <w:rPr>
+          <w:rFonts w:ascii="Calibri" w:hAnsi="Calibri"/>
+          <w:b w:val="0"/>
+          <w:i/>
+          <w:color w:val="B8840E"/>
+          <w:sz w:val="17"/>
+        </w:rPr>
+        <w:t xml:space="preserve">  [inversión]</w:t>
+      </w:r>
+    </w:p>
+    <w:p>
+      <w:pPr>
+        <w:pStyle w:val="ListBullet"/>
+      </w:pPr>
+      <w:r>
+        <w:rPr>
+          <w:rFonts w:ascii="Calibri" w:hAnsi="Calibri"/>
+          <w:b w:val="0"/>
+          <w:i w:val="0"/>
+          <w:color w:val="1A2238"/>
+          <w:sz w:val="21"/>
+        </w:rPr>
+        <w:t>Presentar y remitir al Congreso de la República el Proyecto de Ley de Creación de la Autoridad del Mar como ente civil técnico y autónomo</w:t>
+      </w:r>
+      <w:r>
+        <w:rPr>
+          <w:rFonts w:ascii="Calibri" w:hAnsi="Calibri"/>
+          <w:b w:val="0"/>
+          <w:i/>
+          <w:color w:val="B8840E"/>
+          <w:sz w:val="17"/>
+        </w:rPr>
+        <w:t xml:space="preserve">  [ley/decreto (proyecto de ley)]</w:t>
+      </w:r>
+    </w:p>
+    <w:p>
+      <w:r>
+        <w:rPr>
+          <w:rFonts w:ascii="Calibri" w:hAnsi="Calibri"/>
+          <w:b/>
+          <w:i w:val="0"/>
+          <w:color w:val="D91023"/>
+          <w:sz w:val="26"/>
+        </w:rPr>
         <w:t>Metas 2050</w:t>
       </w:r>
     </w:p>

--- a/entregables/maritimo-fluvial-y-lacustre.docx
+++ b/entregables/maritimo-fluvial-y-lacustre.docx
@@ -183,7 +183,7 @@
                 <w:color w:val="5D6B88"/>
                 <w:sz w:val="17"/>
               </w:rPr>
-              <w:t>Metas 2050</w:t>
+              <w:t>Objetivos</w:t>
             </w:r>
           </w:p>
         </w:tc>
@@ -230,7 +230,151 @@
           <w:color w:val="D91023"/>
           <w:sz w:val="26"/>
         </w:rPr>
-        <w:t>Visión 2050</w:t>
+        <w:t>Contenido</w:t>
+      </w:r>
+    </w:p>
+    <w:p>
+      <w:r>
+        <w:rPr>
+          <w:rFonts w:ascii="Calibri" w:hAnsi="Calibri"/>
+          <w:b/>
+          <w:i w:val="0"/>
+          <w:color w:val="D91023"/>
+          <w:sz w:val="20"/>
+        </w:rPr>
+        <w:t xml:space="preserve">I.  </w:t>
+      </w:r>
+      <w:r>
+        <w:rPr>
+          <w:rFonts w:ascii="Calibri" w:hAnsi="Calibri"/>
+          <w:b w:val="0"/>
+          <w:i w:val="0"/>
+          <w:color w:val="1A2238"/>
+          <w:sz w:val="20"/>
+        </w:rPr>
+        <w:t>Síntesis de la situación futura</w:t>
+      </w:r>
+    </w:p>
+    <w:p>
+      <w:r>
+        <w:rPr>
+          <w:rFonts w:ascii="Calibri" w:hAnsi="Calibri"/>
+          <w:b/>
+          <w:i w:val="0"/>
+          <w:color w:val="D91023"/>
+          <w:sz w:val="20"/>
+        </w:rPr>
+        <w:t xml:space="preserve">II.  </w:t>
+      </w:r>
+      <w:r>
+        <w:rPr>
+          <w:rFonts w:ascii="Calibri" w:hAnsi="Calibri"/>
+          <w:b w:val="0"/>
+          <w:i w:val="0"/>
+          <w:color w:val="1A2238"/>
+          <w:sz w:val="20"/>
+        </w:rPr>
+        <w:t>Síntesis de la situación actual</w:t>
+      </w:r>
+    </w:p>
+    <w:p>
+      <w:r>
+        <w:rPr>
+          <w:rFonts w:ascii="Calibri" w:hAnsi="Calibri"/>
+          <w:b/>
+          <w:i w:val="0"/>
+          <w:color w:val="D91023"/>
+          <w:sz w:val="20"/>
+        </w:rPr>
+        <w:t xml:space="preserve">III.  </w:t>
+      </w:r>
+      <w:r>
+        <w:rPr>
+          <w:rFonts w:ascii="Calibri" w:hAnsi="Calibri"/>
+          <w:b w:val="0"/>
+          <w:i w:val="0"/>
+          <w:color w:val="1A2238"/>
+          <w:sz w:val="20"/>
+        </w:rPr>
+        <w:t>Objetivos estratégicos</w:t>
+      </w:r>
+    </w:p>
+    <w:p>
+      <w:r>
+        <w:rPr>
+          <w:rFonts w:ascii="Calibri" w:hAnsi="Calibri"/>
+          <w:b/>
+          <w:i w:val="0"/>
+          <w:color w:val="D91023"/>
+          <w:sz w:val="20"/>
+        </w:rPr>
+        <w:t xml:space="preserve">IV.  </w:t>
+      </w:r>
+      <w:r>
+        <w:rPr>
+          <w:rFonts w:ascii="Calibri" w:hAnsi="Calibri"/>
+          <w:b w:val="0"/>
+          <w:i w:val="0"/>
+          <w:color w:val="1A2238"/>
+          <w:sz w:val="20"/>
+        </w:rPr>
+        <w:t>Acciones estratégicas</w:t>
+      </w:r>
+    </w:p>
+    <w:p>
+      <w:r>
+        <w:rPr>
+          <w:rFonts w:ascii="Calibri" w:hAnsi="Calibri"/>
+          <w:b/>
+          <w:i w:val="0"/>
+          <w:color w:val="D91023"/>
+          <w:sz w:val="20"/>
+        </w:rPr>
+        <w:t xml:space="preserve">V.  </w:t>
+      </w:r>
+      <w:r>
+        <w:rPr>
+          <w:rFonts w:ascii="Calibri" w:hAnsi="Calibri"/>
+          <w:b w:val="0"/>
+          <w:i w:val="0"/>
+          <w:color w:val="1A2238"/>
+          <w:sz w:val="20"/>
+        </w:rPr>
+        <w:t>Matriz resumen (indicadores)</w:t>
+      </w:r>
+    </w:p>
+    <w:p>
+      <w:r>
+        <w:rPr>
+          <w:rFonts w:ascii="Calibri" w:hAnsi="Calibri"/>
+          <w:b/>
+          <w:i w:val="0"/>
+          <w:color w:val="D91023"/>
+          <w:sz w:val="20"/>
+        </w:rPr>
+        <w:t xml:space="preserve">VI.  </w:t>
+      </w:r>
+      <w:r>
+        <w:rPr>
+          <w:rFonts w:ascii="Calibri" w:hAnsi="Calibri"/>
+          <w:b w:val="0"/>
+          <w:i w:val="0"/>
+          <w:color w:val="1A2238"/>
+          <w:sz w:val="20"/>
+        </w:rPr>
+        <w:t>Hitos de los primeros 100 días de Gobierno</w:t>
+      </w:r>
+    </w:p>
+    <w:p>
+      <w:r>
+        <w:rPr>
+          <w:rFonts w:ascii="Calibri" w:hAnsi="Calibri"/>
+          <w:b/>
+          <w:i w:val="0"/>
+          <w:color w:val="D91023"/>
+          <w:sz w:val="26"/>
+        </w:rPr>
+        <w:t>I · Síntesis de la situación futura</w:t>
       </w:r>
     </w:p>
     <w:p>
@@ -254,7 +398,7 @@
           <w:color w:val="D91023"/>
           <w:sz w:val="26"/>
         </w:rPr>
-        <w:t>Diagnóstico — brecha 2026</w:t>
+        <w:t>II · Síntesis de la situación actual</w:t>
       </w:r>
     </w:p>
     <w:p>
@@ -416,7 +560,286 @@
           <w:color w:val="D91023"/>
           <w:sz w:val="26"/>
         </w:rPr>
-        <w:t>Indicadores: hoy → meta 2050</w:t>
+        <w:t>III · Objetivos estratégicos</w:t>
+      </w:r>
+    </w:p>
+    <w:p>
+      <w:pPr>
+        <w:pStyle w:val="ListBullet"/>
+      </w:pPr>
+      <w:r>
+        <w:rPr>
+          <w:rFonts w:ascii="Calibri" w:hAnsi="Calibri"/>
+          <w:b w:val="0"/>
+          <w:i w:val="0"/>
+          <w:color w:val="1A2238"/>
+          <w:sz w:val="21"/>
+        </w:rPr>
+        <w:t>Posicionar al Perú dentro de las 30 naciones marítimas más influyentes del mundo (Ranking de Menon Economics) y superar los 85 puntos en el Ocean Health Index al 2050.</w:t>
+      </w:r>
+    </w:p>
+    <w:p>
+      <w:pPr>
+        <w:pStyle w:val="ListBullet"/>
+      </w:pPr>
+      <w:r>
+        <w:rPr>
+          <w:rFonts w:ascii="Calibri" w:hAnsi="Calibri"/>
+          <w:b w:val="0"/>
+          <w:i w:val="0"/>
+          <w:color w:val="1A2238"/>
+          <w:sz w:val="21"/>
+        </w:rPr>
+        <w:t>Alcanzar un tonelaje de registro nacional de 2.5 millones de DWT bajo bandera peruana al 2050, asegurando movilizar de forma autónoma la carga de exportación estratégica.</w:t>
+      </w:r>
+    </w:p>
+    <w:p>
+      <w:pPr>
+        <w:pStyle w:val="ListBullet"/>
+      </w:pPr>
+      <w:r>
+        <w:rPr>
+          <w:rFonts w:ascii="Calibri" w:hAnsi="Calibri"/>
+          <w:b w:val="0"/>
+          <w:i w:val="0"/>
+          <w:color w:val="1A2238"/>
+          <w:sz w:val="21"/>
+        </w:rPr>
+        <w:t>Lograr que el 25% del tonelaje de exportación nacional sea transportado por naves del Segundo Registro Peruano, eliminando la dependencia total de fletes extranjeros.</w:t>
+      </w:r>
+    </w:p>
+    <w:p>
+      <w:pPr>
+        <w:pStyle w:val="ListBullet"/>
+      </w:pPr>
+      <w:r>
+        <w:rPr>
+          <w:rFonts w:ascii="Calibri" w:hAnsi="Calibri"/>
+          <w:b w:val="0"/>
+          <w:i w:val="0"/>
+          <w:color w:val="1A2238"/>
+          <w:sz w:val="21"/>
+        </w:rPr>
+        <w:t>Escalar del puesto 72 al Top 40 del Índice de Conectividad Marítima de la UNCTAD y atraer inversión directa naviera equivalente al 2% del PBI sectorial.</w:t>
+      </w:r>
+    </w:p>
+    <w:p>
+      <w:pPr>
+        <w:pStyle w:val="ListBullet"/>
+      </w:pPr>
+      <w:r>
+        <w:rPr>
+          <w:rFonts w:ascii="Calibri" w:hAnsi="Calibri"/>
+          <w:b w:val="0"/>
+          <w:i w:val="0"/>
+          <w:color w:val="1A2238"/>
+          <w:sz w:val="21"/>
+        </w:rPr>
+        <w:t>Instalación y operatividad plena de la Autoridad del Mar al 100% en los primeros 3 años, con marco legal que incluya el Tonnage Tax.</w:t>
+      </w:r>
+    </w:p>
+    <w:p>
+      <w:pPr>
+        <w:pStyle w:val="ListBullet"/>
+      </w:pPr>
+      <w:r>
+        <w:rPr>
+          <w:rFonts w:ascii="Calibri" w:hAnsi="Calibri"/>
+          <w:b w:val="0"/>
+          <w:i w:val="0"/>
+          <w:color w:val="1A2238"/>
+          <w:sz w:val="21"/>
+        </w:rPr>
+        <w:t>Construir y poner en operación al menos 10 buques mercantes de diseño nacional/híbrido hacia 2040, con 30% de componentes navales de fabricación o ensamblaje local; posicionar la industria naval en el Top 5 de Latinoamérica.</w:t>
+      </w:r>
+    </w:p>
+    <w:p>
+      <w:pPr>
+        <w:pStyle w:val="ListBullet"/>
+      </w:pPr>
+      <w:r>
+        <w:rPr>
+          <w:rFonts w:ascii="Calibri" w:hAnsi="Calibri"/>
+          <w:b w:val="0"/>
+          <w:i w:val="0"/>
+          <w:color w:val="1A2238"/>
+          <w:sz w:val="21"/>
+        </w:rPr>
+        <w:t>Reducir el costo logístico nacional del 26% al 12% del valor del producto (estándar OCDE), con 100% de puertos principales con ZAL integradas a la ciudad.</w:t>
+      </w:r>
+    </w:p>
+    <w:p>
+      <w:pPr>
+        <w:pStyle w:val="ListBullet"/>
+      </w:pPr>
+      <w:r>
+        <w:rPr>
+          <w:rFonts w:ascii="Calibri" w:hAnsi="Calibri"/>
+          <w:b w:val="0"/>
+          <w:i w:val="0"/>
+          <w:color w:val="1A2238"/>
+          <w:sz w:val="21"/>
+        </w:rPr>
+        <w:t>Implementar el modelo Ciudad-Puerto en los 5 nodos logísticos principales (Paita, Callao, Chancay, Pisco y Matarani), reduciendo en 40% los tiempos de permanencia en puerto respecto a 2024.</w:t>
+      </w:r>
+    </w:p>
+    <w:p>
+      <w:pPr>
+        <w:pStyle w:val="ListBullet"/>
+      </w:pPr>
+      <w:r>
+        <w:rPr>
+          <w:rFonts w:ascii="Calibri" w:hAnsi="Calibri"/>
+          <w:b w:val="0"/>
+          <w:i w:val="0"/>
+          <w:color w:val="1A2238"/>
+          <w:sz w:val="21"/>
+        </w:rPr>
+        <w:t>Consolidar al Perú como Hub de Construcción Naval del Pacífico Sur y red de terminales fluviales modernos en la Amazonía.</w:t>
+      </w:r>
+    </w:p>
+    <w:p>
+      <w:r>
+        <w:rPr>
+          <w:rFonts w:ascii="Calibri" w:hAnsi="Calibri"/>
+          <w:b/>
+          <w:i w:val="0"/>
+          <w:color w:val="D91023"/>
+          <w:sz w:val="26"/>
+        </w:rPr>
+        <w:t>IV · Acciones estratégicas</w:t>
+      </w:r>
+    </w:p>
+    <w:p>
+      <w:pPr>
+        <w:pStyle w:val="ListBullet"/>
+      </w:pPr>
+      <w:r>
+        <w:rPr>
+          <w:rFonts w:ascii="Calibri" w:hAnsi="Calibri"/>
+          <w:b w:val="0"/>
+          <w:i w:val="0"/>
+          <w:color w:val="1A2238"/>
+          <w:sz w:val="21"/>
+        </w:rPr>
+        <w:t>Diseño e implementación del Registro Especial de Buques (REB) / Segundo Registro competitivo para naves de gran calado bajo bandera peruana (Acción 1.1.1).</w:t>
+      </w:r>
+    </w:p>
+    <w:p>
+      <w:pPr>
+        <w:pStyle w:val="ListBullet"/>
+      </w:pPr>
+      <w:r>
+        <w:rPr>
+          <w:rFonts w:ascii="Calibri" w:hAnsi="Calibri"/>
+          <w:b w:val="0"/>
+          <w:i w:val="0"/>
+          <w:color w:val="1A2238"/>
+          <w:sz w:val="21"/>
+        </w:rPr>
+        <w:t>Evaluación e implementación del Impuesto al Tonelaje (Tonnage Tax), migrando de impuestos sobre utilidades a impuestos sobre capacidad de carga neta (Acción 2.2.1).</w:t>
+      </w:r>
+    </w:p>
+    <w:p>
+      <w:pPr>
+        <w:pStyle w:val="ListBullet"/>
+      </w:pPr>
+      <w:r>
+        <w:rPr>
+          <w:rFonts w:ascii="Calibri" w:hAnsi="Calibri"/>
+          <w:b w:val="0"/>
+          <w:i w:val="0"/>
+          <w:color w:val="1A2238"/>
+          <w:sz w:val="21"/>
+        </w:rPr>
+        <w:t>Redactar y aprobar la Ley de Creación de la Autoridad del Mar, ente rector civil adscrito a la PCM o al sector económico (Acción 2.2.2).</w:t>
+      </w:r>
+    </w:p>
+    <w:p>
+      <w:pPr>
+        <w:pStyle w:val="ListBullet"/>
+      </w:pPr>
+      <w:r>
+        <w:rPr>
+          <w:rFonts w:ascii="Calibri" w:hAnsi="Calibri"/>
+          <w:b w:val="0"/>
+          <w:i w:val="0"/>
+          <w:color w:val="1A2238"/>
+          <w:sz w:val="21"/>
+        </w:rPr>
+        <w:t>Suscripción de convenios de transferencia tecnológica (know-how) con astilleros 'Tier 1' mundiales para co-construcción de naves híbridas/eléctricas (Acción 3.3.1).</w:t>
+      </w:r>
+    </w:p>
+    <w:p>
+      <w:pPr>
+        <w:pStyle w:val="ListBullet"/>
+      </w:pPr>
+      <w:r>
+        <w:rPr>
+          <w:rFonts w:ascii="Calibri" w:hAnsi="Calibri"/>
+          <w:b w:val="0"/>
+          <w:i w:val="0"/>
+          <w:color w:val="1A2238"/>
+          <w:sz w:val="21"/>
+        </w:rPr>
+        <w:t>Implementación del Port Community System (PCS), plataforma electrónica neutral que sincroniza datos entre puertos y transporte terrestre (Acción 4.4.1).</w:t>
+      </w:r>
+    </w:p>
+    <w:p>
+      <w:pPr>
+        <w:pStyle w:val="ListBullet"/>
+      </w:pPr>
+      <w:r>
+        <w:rPr>
+          <w:rFonts w:ascii="Calibri" w:hAnsi="Calibri"/>
+          <w:b w:val="0"/>
+          <w:i w:val="0"/>
+          <w:color w:val="1A2238"/>
+          <w:sz w:val="21"/>
+        </w:rPr>
+        <w:t>Modernización de terminales portuarios amazónicos e infraestructura resiliente en Iquitos y Pucallpa, transformando embarcaderos precarios en puertos multimodales (Acción 4.4.2).</w:t>
+      </w:r>
+    </w:p>
+    <w:p>
+      <w:pPr>
+        <w:pStyle w:val="ListBullet"/>
+      </w:pPr>
+      <w:r>
+        <w:rPr>
+          <w:rFonts w:ascii="Calibri" w:hAnsi="Calibri"/>
+          <w:b w:val="0"/>
+          <w:i w:val="0"/>
+          <w:color w:val="1A2238"/>
+          <w:sz w:val="21"/>
+        </w:rPr>
+        <w:t>Programas de chatarreo para renovar unidades obsoletas de la flota fluvial/lacustre en la Amazonía y el Titicaca.</w:t>
+      </w:r>
+    </w:p>
+    <w:p>
+      <w:pPr>
+        <w:pStyle w:val="ListBullet"/>
+      </w:pPr>
+      <w:r>
+        <w:rPr>
+          <w:rFonts w:ascii="Calibri" w:hAnsi="Calibri"/>
+          <w:b w:val="0"/>
+          <w:i w:val="0"/>
+          <w:color w:val="1A2238"/>
+          <w:sz w:val="21"/>
+        </w:rPr>
+        <w:t>Hitos de los primeros 100 días: instalación de la Comisión Nacional de Economía Azul; formulación de expedientes técnicos para terminales de Iquitos y Pucallpa; presentación del Proyecto de Ley de Creación de la Autoridad del Mar al Congreso.</w:t>
+      </w:r>
+    </w:p>
+    <w:p>
+      <w:r>
+        <w:rPr>
+          <w:rFonts w:ascii="Calibri" w:hAnsi="Calibri"/>
+          <w:b/>
+          <w:i w:val="0"/>
+          <w:color w:val="D91023"/>
+          <w:sz w:val="26"/>
+        </w:rPr>
+        <w:t>V · Matriz resumen — indicadores: hoy → meta 2050</w:t>
       </w:r>
     </w:p>
     <w:tbl>
@@ -2434,6 +2857,93 @@
           <w:color w:val="D91023"/>
           <w:sz w:val="26"/>
         </w:rPr>
+        <w:t>VI · Hitos de los primeros 100 días de Gobierno</w:t>
+      </w:r>
+    </w:p>
+    <w:p>
+      <w:pPr>
+        <w:pStyle w:val="ListBullet"/>
+      </w:pPr>
+      <w:r>
+        <w:rPr>
+          <w:rFonts w:ascii="Calibri" w:hAnsi="Calibri"/>
+          <w:b w:val="0"/>
+          <w:i w:val="0"/>
+          <w:color w:val="1A2238"/>
+          <w:sz w:val="21"/>
+        </w:rPr>
+        <w:t>Instalar la Comisión Nacional de Economía Azul mediante Decreto Supremo que la formaliza como equipo de transición, y publicar la Línea Base del Perú frente a indicadores internacionales (Ocean Health Index)</w:t>
+      </w:r>
+      <w:r>
+        <w:rPr>
+          <w:rFonts w:ascii="Calibri" w:hAnsi="Calibri"/>
+          <w:b w:val="0"/>
+          <w:i/>
+          <w:color w:val="B8840E"/>
+          <w:sz w:val="17"/>
+        </w:rPr>
+        <w:t xml:space="preserve">  [ley/decreto (Decreto Supremo) e institucional]</w:t>
+      </w:r>
+    </w:p>
+    <w:p>
+      <w:pPr>
+        <w:pStyle w:val="ListBullet"/>
+      </w:pPr>
+      <w:r>
+        <w:rPr>
+          <w:rFonts w:ascii="Calibri" w:hAnsi="Calibri"/>
+          <w:b w:val="0"/>
+          <w:i w:val="0"/>
+          <w:color w:val="1A2238"/>
+          <w:sz w:val="21"/>
+        </w:rPr>
+        <w:t>Iniciar la licitación y formulación de los expedientes técnicos para la modernización portuaria fluvial de los terminales de Iquitos y Pucallpa, con infraestructura resiliente</w:t>
+      </w:r>
+      <w:r>
+        <w:rPr>
+          <w:rFonts w:ascii="Calibri" w:hAnsi="Calibri"/>
+          <w:b w:val="0"/>
+          <w:i/>
+          <w:color w:val="B8840E"/>
+          <w:sz w:val="17"/>
+        </w:rPr>
+        <w:t xml:space="preserve">  [inversión]</w:t>
+      </w:r>
+    </w:p>
+    <w:p>
+      <w:pPr>
+        <w:pStyle w:val="ListBullet"/>
+      </w:pPr>
+      <w:r>
+        <w:rPr>
+          <w:rFonts w:ascii="Calibri" w:hAnsi="Calibri"/>
+          <w:b w:val="0"/>
+          <w:i w:val="0"/>
+          <w:color w:val="1A2238"/>
+          <w:sz w:val="21"/>
+        </w:rPr>
+        <w:t>Presentar y remitir al Congreso de la República el Proyecto de Ley de Creación de la Autoridad del Mar como ente civil técnico y autónomo</w:t>
+      </w:r>
+      <w:r>
+        <w:rPr>
+          <w:rFonts w:ascii="Calibri" w:hAnsi="Calibri"/>
+          <w:b w:val="0"/>
+          <w:i/>
+          <w:color w:val="B8840E"/>
+          <w:sz w:val="17"/>
+        </w:rPr>
+        <w:t xml:space="preserve">  [ley/decreto (proyecto de ley)]</w:t>
+      </w:r>
+    </w:p>
+    <w:p>
+      <w:r>
+        <w:rPr>
+          <w:rFonts w:ascii="Calibri" w:hAnsi="Calibri"/>
+          <w:b/>
+          <w:i w:val="0"/>
+          <w:color w:val="D91023"/>
+          <w:sz w:val="26"/>
+        </w:rPr>
         <w:t>Pilares de la estrategia</w:t>
       </w:r>
     </w:p>
@@ -2523,372 +3033,6 @@
           <w:sz w:val="21"/>
         </w:rPr>
         <w:t>Desarrollo de infraestructura resiliente y digitalizada (Port Community System) bajo el modelo Ciudad-Puerto, que conecte el litoral con la Amazonía y los mercados globales mediante una red de terminales fluviales modernos.</w:t>
-      </w:r>
-    </w:p>
-    <w:p>
-      <w:r>
-        <w:rPr>
-          <w:rFonts w:ascii="Calibri" w:hAnsi="Calibri"/>
-          <w:b/>
-          <w:i w:val="0"/>
-          <w:color w:val="D91023"/>
-          <w:sz w:val="26"/>
-        </w:rPr>
-        <w:t>Hoja de ruta · 100 primeros días</w:t>
-      </w:r>
-    </w:p>
-    <w:p>
-      <w:pPr>
-        <w:pStyle w:val="ListBullet"/>
-      </w:pPr>
-      <w:r>
-        <w:rPr>
-          <w:rFonts w:ascii="Calibri" w:hAnsi="Calibri"/>
-          <w:b w:val="0"/>
-          <w:i w:val="0"/>
-          <w:color w:val="1A2238"/>
-          <w:sz w:val="21"/>
-        </w:rPr>
-        <w:t>Instalar la Comisión Nacional de Economía Azul mediante Decreto Supremo que la formaliza como equipo de transición, y publicar la Línea Base del Perú frente a indicadores internacionales (Ocean Health Index)</w:t>
-      </w:r>
-      <w:r>
-        <w:rPr>
-          <w:rFonts w:ascii="Calibri" w:hAnsi="Calibri"/>
-          <w:b w:val="0"/>
-          <w:i/>
-          <w:color w:val="B8840E"/>
-          <w:sz w:val="17"/>
-        </w:rPr>
-        <w:t xml:space="preserve">  [ley/decreto (Decreto Supremo) e institucional]</w:t>
-      </w:r>
-    </w:p>
-    <w:p>
-      <w:pPr>
-        <w:pStyle w:val="ListBullet"/>
-      </w:pPr>
-      <w:r>
-        <w:rPr>
-          <w:rFonts w:ascii="Calibri" w:hAnsi="Calibri"/>
-          <w:b w:val="0"/>
-          <w:i w:val="0"/>
-          <w:color w:val="1A2238"/>
-          <w:sz w:val="21"/>
-        </w:rPr>
-        <w:t>Iniciar la licitación y formulación de los expedientes técnicos para la modernización portuaria fluvial de los terminales de Iquitos y Pucallpa, con infraestructura resiliente</w:t>
-      </w:r>
-      <w:r>
-        <w:rPr>
-          <w:rFonts w:ascii="Calibri" w:hAnsi="Calibri"/>
-          <w:b w:val="0"/>
-          <w:i/>
-          <w:color w:val="B8840E"/>
-          <w:sz w:val="17"/>
-        </w:rPr>
-        <w:t xml:space="preserve">  [inversión]</w:t>
-      </w:r>
-    </w:p>
-    <w:p>
-      <w:pPr>
-        <w:pStyle w:val="ListBullet"/>
-      </w:pPr>
-      <w:r>
-        <w:rPr>
-          <w:rFonts w:ascii="Calibri" w:hAnsi="Calibri"/>
-          <w:b w:val="0"/>
-          <w:i w:val="0"/>
-          <w:color w:val="1A2238"/>
-          <w:sz w:val="21"/>
-        </w:rPr>
-        <w:t>Presentar y remitir al Congreso de la República el Proyecto de Ley de Creación de la Autoridad del Mar como ente civil técnico y autónomo</w:t>
-      </w:r>
-      <w:r>
-        <w:rPr>
-          <w:rFonts w:ascii="Calibri" w:hAnsi="Calibri"/>
-          <w:b w:val="0"/>
-          <w:i/>
-          <w:color w:val="B8840E"/>
-          <w:sz w:val="17"/>
-        </w:rPr>
-        <w:t xml:space="preserve">  [ley/decreto (proyecto de ley)]</w:t>
-      </w:r>
-    </w:p>
-    <w:p>
-      <w:r>
-        <w:rPr>
-          <w:rFonts w:ascii="Calibri" w:hAnsi="Calibri"/>
-          <w:b/>
-          <w:i w:val="0"/>
-          <w:color w:val="D91023"/>
-          <w:sz w:val="26"/>
-        </w:rPr>
-        <w:t>Metas 2050</w:t>
-      </w:r>
-    </w:p>
-    <w:p>
-      <w:pPr>
-        <w:pStyle w:val="ListBullet"/>
-      </w:pPr>
-      <w:r>
-        <w:rPr>
-          <w:rFonts w:ascii="Calibri" w:hAnsi="Calibri"/>
-          <w:b w:val="0"/>
-          <w:i w:val="0"/>
-          <w:color w:val="1A2238"/>
-          <w:sz w:val="21"/>
-        </w:rPr>
-        <w:t>Posicionar al Perú dentro de las 30 naciones marítimas más influyentes del mundo (Ranking de Menon Economics) y superar los 85 puntos en el Ocean Health Index al 2050.</w:t>
-      </w:r>
-    </w:p>
-    <w:p>
-      <w:pPr>
-        <w:pStyle w:val="ListBullet"/>
-      </w:pPr>
-      <w:r>
-        <w:rPr>
-          <w:rFonts w:ascii="Calibri" w:hAnsi="Calibri"/>
-          <w:b w:val="0"/>
-          <w:i w:val="0"/>
-          <w:color w:val="1A2238"/>
-          <w:sz w:val="21"/>
-        </w:rPr>
-        <w:t>Alcanzar un tonelaje de registro nacional de 2.5 millones de DWT bajo bandera peruana al 2050, asegurando movilizar de forma autónoma la carga de exportación estratégica.</w:t>
-      </w:r>
-    </w:p>
-    <w:p>
-      <w:pPr>
-        <w:pStyle w:val="ListBullet"/>
-      </w:pPr>
-      <w:r>
-        <w:rPr>
-          <w:rFonts w:ascii="Calibri" w:hAnsi="Calibri"/>
-          <w:b w:val="0"/>
-          <w:i w:val="0"/>
-          <w:color w:val="1A2238"/>
-          <w:sz w:val="21"/>
-        </w:rPr>
-        <w:t>Lograr que el 25% del tonelaje de exportación nacional sea transportado por naves del Segundo Registro Peruano, eliminando la dependencia total de fletes extranjeros.</w:t>
-      </w:r>
-    </w:p>
-    <w:p>
-      <w:pPr>
-        <w:pStyle w:val="ListBullet"/>
-      </w:pPr>
-      <w:r>
-        <w:rPr>
-          <w:rFonts w:ascii="Calibri" w:hAnsi="Calibri"/>
-          <w:b w:val="0"/>
-          <w:i w:val="0"/>
-          <w:color w:val="1A2238"/>
-          <w:sz w:val="21"/>
-        </w:rPr>
-        <w:t>Escalar del puesto 72 al Top 40 del Índice de Conectividad Marítima de la UNCTAD y atraer inversión directa naviera equivalente al 2% del PBI sectorial.</w:t>
-      </w:r>
-    </w:p>
-    <w:p>
-      <w:pPr>
-        <w:pStyle w:val="ListBullet"/>
-      </w:pPr>
-      <w:r>
-        <w:rPr>
-          <w:rFonts w:ascii="Calibri" w:hAnsi="Calibri"/>
-          <w:b w:val="0"/>
-          <w:i w:val="0"/>
-          <w:color w:val="1A2238"/>
-          <w:sz w:val="21"/>
-        </w:rPr>
-        <w:t>Instalación y operatividad plena de la Autoridad del Mar al 100% en los primeros 3 años, con marco legal que incluya el Tonnage Tax.</w:t>
-      </w:r>
-    </w:p>
-    <w:p>
-      <w:pPr>
-        <w:pStyle w:val="ListBullet"/>
-      </w:pPr>
-      <w:r>
-        <w:rPr>
-          <w:rFonts w:ascii="Calibri" w:hAnsi="Calibri"/>
-          <w:b w:val="0"/>
-          <w:i w:val="0"/>
-          <w:color w:val="1A2238"/>
-          <w:sz w:val="21"/>
-        </w:rPr>
-        <w:t>Construir y poner en operación al menos 10 buques mercantes de diseño nacional/híbrido hacia 2040, con 30% de componentes navales de fabricación o ensamblaje local; posicionar la industria naval en el Top 5 de Latinoamérica.</w:t>
-      </w:r>
-    </w:p>
-    <w:p>
-      <w:pPr>
-        <w:pStyle w:val="ListBullet"/>
-      </w:pPr>
-      <w:r>
-        <w:rPr>
-          <w:rFonts w:ascii="Calibri" w:hAnsi="Calibri"/>
-          <w:b w:val="0"/>
-          <w:i w:val="0"/>
-          <w:color w:val="1A2238"/>
-          <w:sz w:val="21"/>
-        </w:rPr>
-        <w:t>Reducir el costo logístico nacional del 26% al 12% del valor del producto (estándar OCDE), con 100% de puertos principales con ZAL integradas a la ciudad.</w:t>
-      </w:r>
-    </w:p>
-    <w:p>
-      <w:pPr>
-        <w:pStyle w:val="ListBullet"/>
-      </w:pPr>
-      <w:r>
-        <w:rPr>
-          <w:rFonts w:ascii="Calibri" w:hAnsi="Calibri"/>
-          <w:b w:val="0"/>
-          <w:i w:val="0"/>
-          <w:color w:val="1A2238"/>
-          <w:sz w:val="21"/>
-        </w:rPr>
-        <w:t>Implementar el modelo Ciudad-Puerto en los 5 nodos logísticos principales (Paita, Callao, Chancay, Pisco y Matarani), reduciendo en 40% los tiempos de permanencia en puerto respecto a 2024.</w:t>
-      </w:r>
-    </w:p>
-    <w:p>
-      <w:pPr>
-        <w:pStyle w:val="ListBullet"/>
-      </w:pPr>
-      <w:r>
-        <w:rPr>
-          <w:rFonts w:ascii="Calibri" w:hAnsi="Calibri"/>
-          <w:b w:val="0"/>
-          <w:i w:val="0"/>
-          <w:color w:val="1A2238"/>
-          <w:sz w:val="21"/>
-        </w:rPr>
-        <w:t>Consolidar al Perú como Hub de Construcción Naval del Pacífico Sur y red de terminales fluviales modernos en la Amazonía.</w:t>
-      </w:r>
-    </w:p>
-    <w:p>
-      <w:r>
-        <w:rPr>
-          <w:rFonts w:ascii="Calibri" w:hAnsi="Calibri"/>
-          <w:b/>
-          <w:i w:val="0"/>
-          <w:color w:val="D91023"/>
-          <w:sz w:val="26"/>
-        </w:rPr>
-        <w:t>Acciones e iniciativas</w:t>
-      </w:r>
-    </w:p>
-    <w:p>
-      <w:pPr>
-        <w:pStyle w:val="ListBullet"/>
-      </w:pPr>
-      <w:r>
-        <w:rPr>
-          <w:rFonts w:ascii="Calibri" w:hAnsi="Calibri"/>
-          <w:b w:val="0"/>
-          <w:i w:val="0"/>
-          <w:color w:val="1A2238"/>
-          <w:sz w:val="21"/>
-        </w:rPr>
-        <w:t>Diseño e implementación del Registro Especial de Buques (REB) / Segundo Registro competitivo para naves de gran calado bajo bandera peruana (Acción 1.1.1).</w:t>
-      </w:r>
-    </w:p>
-    <w:p>
-      <w:pPr>
-        <w:pStyle w:val="ListBullet"/>
-      </w:pPr>
-      <w:r>
-        <w:rPr>
-          <w:rFonts w:ascii="Calibri" w:hAnsi="Calibri"/>
-          <w:b w:val="0"/>
-          <w:i w:val="0"/>
-          <w:color w:val="1A2238"/>
-          <w:sz w:val="21"/>
-        </w:rPr>
-        <w:t>Evaluación e implementación del Impuesto al Tonelaje (Tonnage Tax), migrando de impuestos sobre utilidades a impuestos sobre capacidad de carga neta (Acción 2.2.1).</w:t>
-      </w:r>
-    </w:p>
-    <w:p>
-      <w:pPr>
-        <w:pStyle w:val="ListBullet"/>
-      </w:pPr>
-      <w:r>
-        <w:rPr>
-          <w:rFonts w:ascii="Calibri" w:hAnsi="Calibri"/>
-          <w:b w:val="0"/>
-          <w:i w:val="0"/>
-          <w:color w:val="1A2238"/>
-          <w:sz w:val="21"/>
-        </w:rPr>
-        <w:t>Redactar y aprobar la Ley de Creación de la Autoridad del Mar, ente rector civil adscrito a la PCM o al sector económico (Acción 2.2.2).</w:t>
-      </w:r>
-    </w:p>
-    <w:p>
-      <w:pPr>
-        <w:pStyle w:val="ListBullet"/>
-      </w:pPr>
-      <w:r>
-        <w:rPr>
-          <w:rFonts w:ascii="Calibri" w:hAnsi="Calibri"/>
-          <w:b w:val="0"/>
-          <w:i w:val="0"/>
-          <w:color w:val="1A2238"/>
-          <w:sz w:val="21"/>
-        </w:rPr>
-        <w:t>Suscripción de convenios de transferencia tecnológica (know-how) con astilleros 'Tier 1' mundiales para co-construcción de naves híbridas/eléctricas (Acción 3.3.1).</w:t>
-      </w:r>
-    </w:p>
-    <w:p>
-      <w:pPr>
-        <w:pStyle w:val="ListBullet"/>
-      </w:pPr>
-      <w:r>
-        <w:rPr>
-          <w:rFonts w:ascii="Calibri" w:hAnsi="Calibri"/>
-          <w:b w:val="0"/>
-          <w:i w:val="0"/>
-          <w:color w:val="1A2238"/>
-          <w:sz w:val="21"/>
-        </w:rPr>
-        <w:t>Implementación del Port Community System (PCS), plataforma electrónica neutral que sincroniza datos entre puertos y transporte terrestre (Acción 4.4.1).</w:t>
-      </w:r>
-    </w:p>
-    <w:p>
-      <w:pPr>
-        <w:pStyle w:val="ListBullet"/>
-      </w:pPr>
-      <w:r>
-        <w:rPr>
-          <w:rFonts w:ascii="Calibri" w:hAnsi="Calibri"/>
-          <w:b w:val="0"/>
-          <w:i w:val="0"/>
-          <w:color w:val="1A2238"/>
-          <w:sz w:val="21"/>
-        </w:rPr>
-        <w:t>Modernización de terminales portuarios amazónicos e infraestructura resiliente en Iquitos y Pucallpa, transformando embarcaderos precarios en puertos multimodales (Acción 4.4.2).</w:t>
-      </w:r>
-    </w:p>
-    <w:p>
-      <w:pPr>
-        <w:pStyle w:val="ListBullet"/>
-      </w:pPr>
-      <w:r>
-        <w:rPr>
-          <w:rFonts w:ascii="Calibri" w:hAnsi="Calibri"/>
-          <w:b w:val="0"/>
-          <w:i w:val="0"/>
-          <w:color w:val="1A2238"/>
-          <w:sz w:val="21"/>
-        </w:rPr>
-        <w:t>Programas de chatarreo para renovar unidades obsoletas de la flota fluvial/lacustre en la Amazonía y el Titicaca.</w:t>
-      </w:r>
-    </w:p>
-    <w:p>
-      <w:pPr>
-        <w:pStyle w:val="ListBullet"/>
-      </w:pPr>
-      <w:r>
-        <w:rPr>
-          <w:rFonts w:ascii="Calibri" w:hAnsi="Calibri"/>
-          <w:b w:val="0"/>
-          <w:i w:val="0"/>
-          <w:color w:val="1A2238"/>
-          <w:sz w:val="21"/>
-        </w:rPr>
-        <w:t>Hitos de los primeros 100 días: instalación de la Comisión Nacional de Economía Azul; formulación de expedientes técnicos para terminales de Iquitos y Pucallpa; presentación del Proyecto de Ley de Creación de la Autoridad del Mar al Congreso.</w:t>
       </w:r>
     </w:p>
     <w:p>
